--- a/CHANGELOG.docx
+++ b/CHANGELOG.docx
@@ -2,14 +2,6 @@
 <file path=word/document.xml><?xml version="1.0" encoding="utf-8"?>
 <w:document xmlns:w="http://schemas.openxmlformats.org/wordprocessingml/2006/main" xmlns:m="http://schemas.openxmlformats.org/officeDocument/2006/math" xmlns:r="http://schemas.openxmlformats.org/officeDocument/2006/relationships" xmlns:o="urn:schemas-microsoft-com:office:office" xmlns:v="urn:schemas-microsoft-com:vml" xmlns:w10="urn:schemas-microsoft-com:office:word" xmlns:a="http://schemas.openxmlformats.org/drawingml/2006/main" xmlns:pic="http://schemas.openxmlformats.org/drawingml/2006/picture" xmlns:wp="http://schemas.openxmlformats.org/drawingml/2006/wordprocessingDrawing">
   <w:body>
-    <w:p>
-      <w:pPr>
-        <w:pStyle w:val="Title"/>
-      </w:pPr>
-      <w:r>
-        <w:t xml:space="preserve">CHANGELOG</w:t>
-      </w:r>
-    </w:p>
     <w:bookmarkStart w:id="13" w:name="Xb06eb5267940e75990f4e64772d799de9da8368"/>
     <w:p>
       <w:pPr>
@@ -987,8 +979,8 @@
     </w:pPr>
     <w:rPr>
       <w:rFonts w:asciiTheme="majorHAnsi" w:cstheme="majorBidi" w:eastAsiaTheme="majorEastAsia" w:hAnsiTheme="majorHAnsi"/>
-      <w:sz w:val="56"/>
-      <w:szCs w:val="56"/>
+      <w:sz w:val="40"/>
+      <w:szCs w:val="40"/>
     </w:rPr>
   </w:style>
   <w:style w:customStyle="1" w:styleId="TitleChar" w:type="character">
@@ -1122,8 +1114,8 @@
     <w:rPr>
       <w:rFonts w:asciiTheme="majorHAnsi" w:cstheme="majorBidi" w:eastAsiaTheme="majorEastAsia" w:hAnsiTheme="majorHAnsi"/>
       <w:color w:themeColor="accent1" w:themeShade="BF" w:val="0F4761"/>
-      <w:sz w:val="40"/>
-      <w:szCs w:val="40"/>
+      <w:sz w:val="32"/>
+      <w:szCs w:val="32"/>
     </w:rPr>
   </w:style>
   <w:style w:styleId="Heading2" w:type="paragraph">
@@ -1145,8 +1137,8 @@
     <w:rPr>
       <w:rFonts w:asciiTheme="majorHAnsi" w:cstheme="majorBidi" w:eastAsiaTheme="majorEastAsia" w:hAnsiTheme="majorHAnsi"/>
       <w:color w:themeColor="accent1" w:themeShade="BF" w:val="0F4761"/>
-      <w:sz w:val="32"/>
-      <w:szCs w:val="32"/>
+      <w:sz w:val="26"/>
+      <w:szCs w:val="26"/>
     </w:rPr>
   </w:style>
   <w:style w:styleId="Heading3" w:type="paragraph">
@@ -1168,8 +1160,8 @@
     <w:rPr>
       <w:rFonts w:cstheme="majorBidi" w:eastAsiaTheme="majorEastAsia"/>
       <w:color w:themeColor="accent1" w:themeShade="BF" w:val="0F4761"/>
-      <w:sz w:val="28"/>
-      <w:szCs w:val="28"/>
+      <w:sz w:val="24"/>
+      <w:szCs w:val="24"/>
     </w:rPr>
   </w:style>
   <w:style w:styleId="Heading4" w:type="paragraph">
@@ -1189,6 +1181,8 @@
       <w:outlineLvl w:val="3"/>
     </w:pPr>
     <w:rPr>
+      <w:sz w:val="22"/>
+      <w:szCs w:val="22"/>
       <w:rFonts w:cstheme="majorBidi" w:eastAsiaTheme="majorEastAsia"/>
       <w:i/>
       <w:iCs/>

--- a/CHANGELOG.docx
+++ b/CHANGELOG.docx
@@ -2,7 +2,7 @@
 <file path=word/document.xml><?xml version="1.0" encoding="utf-8"?>
 <w:document xmlns:w="http://schemas.openxmlformats.org/wordprocessingml/2006/main" xmlns:m="http://schemas.openxmlformats.org/officeDocument/2006/math" xmlns:r="http://schemas.openxmlformats.org/officeDocument/2006/relationships" xmlns:o="urn:schemas-microsoft-com:office:office" xmlns:v="urn:schemas-microsoft-com:vml" xmlns:w10="urn:schemas-microsoft-com:office:word" xmlns:a="http://schemas.openxmlformats.org/drawingml/2006/main" xmlns:pic="http://schemas.openxmlformats.org/drawingml/2006/picture" xmlns:wp="http://schemas.openxmlformats.org/drawingml/2006/wordprocessingDrawing">
   <w:body>
-    <w:bookmarkStart w:id="13" w:name="Xb06eb5267940e75990f4e64772d799de9da8368"/>
+    <w:bookmarkStart w:id="23" w:name="Xb06eb5267940e75990f4e64772d799de9da8368"/>
     <w:p>
       <w:pPr>
         <w:pStyle w:val="Heading1"/>
@@ -11,12 +11,2117 @@
         <w:t xml:space="preserve">Changelog — HelixDevelopment/HelixConstitution</w:t>
       </w:r>
     </w:p>
-    <w:bookmarkStart w:id="12" w:name="Xc6ca98d1bd2fe26803a6fdc1bd84830c5361df3"/>
+    <w:bookmarkStart w:id="17" w:name="X145aed25394cc6fd02819e50543fb5868569571"/>
     <w:p>
       <w:pPr>
         <w:pStyle w:val="Heading2"/>
       </w:pPr>
       <w:r>
+        <w:t xml:space="preserve">helixconstitution-v68 — 2026-08-18 — MONOLITHIC amendment round (22 anchors + 5 targeted extensions + §11.4.140/141 collision resolution)</w:t>
+      </w:r>
+    </w:p>
+    <w:p>
+      <w:pPr>
+        <w:pStyle w:val="FirstParagraph"/>
+      </w:pPr>
+      <w:r>
+        <w:rPr>
+          <w:b/>
+          <w:bCs/>
+        </w:rPr>
+        <w:t xml:space="preserve">HEAD:</w:t>
+      </w:r>
+      <w:r>
+        <w:t xml:space="preserve"> </w:t>
+      </w:r>
+      <w:r>
+        <w:rPr>
+          <w:rStyle w:val="VerbatimChar"/>
+        </w:rPr>
+        <w:t xml:space="preserve">1389ebe5a78f25d0b369a7860e6f8ccfbc4c7942</w:t>
+      </w:r>
+      <w:r>
+        <w:t xml:space="preserve"> </w:t>
+      </w:r>
+      <w:r>
+        <w:rPr>
+          <w:b/>
+          <w:bCs/>
+        </w:rPr>
+        <w:t xml:space="preserve">Round scope:</w:t>
+      </w:r>
+      <w:r>
+        <w:t xml:space="preserve"> </w:t>
+      </w:r>
+      <w:r>
+        <w:t xml:space="preserve">AI-curriculum-modules-27-35 harvest (18 anchors) + operator's 9-point enterprise-quality mandate (6 anchors) + 5 targeted extensions to existing anchors + collision remediation for the long-standing §11.4.140 / §11.4.141 double-mandate (§11.4.54 anchor-number reuse).</w:t>
+      </w:r>
+    </w:p>
+    <w:p>
+      <w:pPr>
+        <w:pStyle w:val="BodyText"/>
+      </w:pPr>
+      <w:r>
+        <w:t xml:space="preserve">This is the largest amendment round in the project's history:</w:t>
+      </w:r>
+      <w:r>
+        <w:t xml:space="preserve"> </w:t>
+      </w:r>
+      <w:r>
+        <w:rPr>
+          <w:b/>
+          <w:bCs/>
+        </w:rPr>
+        <w:t xml:space="preserve">22 net-new universal anchors + 33 targeted extensions (5 in this round, 28 in prior 2026-07 through 2026-08 rounds now consolidated)</w:t>
+      </w:r>
+      <w:r>
+        <w:t xml:space="preserve">, landed as a single monolithic commit followed by 4 lockstep-mirror commits and a 1 extensions commit.</w:t>
+      </w:r>
+    </w:p>
+    <w:p>
+      <w:pPr>
+        <w:pStyle w:val="BodyText"/>
+      </w:pPr>
+      <w:r>
+        <w:t xml:space="preserve">Per §11.4.126 release-scope terminal condition + §11.4.113 absolute-no-force-push, this tag was created only after: (a) full amendment-region md5 lockstep-identity verified across the 4 mirrors (CLAUDE.md / AGENTS.md / QWEN.md / GEMINI.md); (b) exactly-once block-start integrity per §11.4.227(B) confirmed for all 22 new anchors + all 4 mirror-set members = 22/22 x 4 = 88/88 block instances; (c) fast-forward pushes completed on all 8 configured remotes (§2.1); (d) consumer-project pointer bump verified on boba HEAD</w:t>
+      </w:r>
+      <w:r>
+        <w:t xml:space="preserve"> </w:t>
+      </w:r>
+      <w:r>
+        <w:rPr>
+          <w:rStyle w:val="VerbatimChar"/>
+        </w:rPr>
+        <w:t xml:space="preserve">f8aa956</w:t>
+      </w:r>
+      <w:r>
+        <w:t xml:space="preserve"> </w:t>
+      </w:r>
+      <w:r>
+        <w:t xml:space="preserve">across all 3 boba remotes.</w:t>
+      </w:r>
+    </w:p>
+    <w:bookmarkStart w:id="9" w:name="new-universal-anchors-22"/>
+    <w:p>
+      <w:pPr>
+        <w:pStyle w:val="Heading3"/>
+      </w:pPr>
+      <w:r>
+        <w:t xml:space="preserve">New universal anchors (22)</w:t>
+      </w:r>
+    </w:p>
+    <w:p>
+      <w:pPr>
+        <w:pStyle w:val="FirstParagraph"/>
+      </w:pPr>
+      <w:r>
+        <w:rPr>
+          <w:b/>
+          <w:bCs/>
+        </w:rPr>
+        <w:t xml:space="preserve">AI-curriculum modules 27-35 harvest (§11.4.239-§11.4.254 → 16 anchors, condensed):</w:t>
+      </w:r>
+    </w:p>
+    <w:p>
+      <w:pPr>
+        <w:pStyle w:val="Compact"/>
+        <w:numPr>
+          <w:ilvl w:val="0"/>
+          <w:numId w:val="1001"/>
+        </w:numPr>
+      </w:pPr>
+      <w:r>
+        <w:rPr>
+          <w:b/>
+          <w:bCs/>
+        </w:rPr>
+        <w:t xml:space="preserve">§11.4.239 — Critical-invariant work-class Definition of Done mandate.</w:t>
+      </w:r>
+      <w:r>
+        <w:t xml:space="preserve"> </w:t>
+      </w:r>
+      <w:r>
+        <w:t xml:space="preserve">Every DoD MUST identify a closed CRITICAL-INVARIANT WORK CLASS (money movement, safety-of-life/property outputs, availability of the primary user-facing capability, integrity of the persistent record) and MUST require that every change touching this class carry EXPLICIT FAILURE-PATH SCENARIOS as passing tests BEFORE closure. Canonical MONEY set: fresh / idempotent retry / same-key-different-payload / crash-in-the-middle. Composes §11.4.146(D3) status-custody chain.</w:t>
+      </w:r>
+    </w:p>
+    <w:p>
+      <w:pPr>
+        <w:pStyle w:val="Compact"/>
+        <w:numPr>
+          <w:ilvl w:val="0"/>
+          <w:numId w:val="1001"/>
+        </w:numPr>
+      </w:pPr>
+      <w:r>
+        <w:rPr>
+          <w:b/>
+          <w:bCs/>
+        </w:rPr>
+        <w:t xml:space="preserve">§11.4.240 — Producer ≠ Verifier scope separation.</w:t>
+      </w:r>
+      <w:r>
+        <w:t xml:space="preserve"> </w:t>
+      </w:r>
+      <w:r>
+        <w:t xml:space="preserve">STRUCTURAL SEPARATION between the actor that PRODUCES a change/artifact/verdict and the actor that GATES it — the producer cannot write, weaken, delete, or edit the acceptance tests, oracle, gate configuration, verdict store, paired §1.1 mutation, or any check gating its own work; enforcement by CAPABILITY, never INSTRUCTION. Mutual composes with §11.4.249 four-role architecture.</w:t>
+      </w:r>
+    </w:p>
+    <w:p>
+      <w:pPr>
+        <w:pStyle w:val="Compact"/>
+        <w:numPr>
+          <w:ilvl w:val="0"/>
+          <w:numId w:val="1001"/>
+        </w:numPr>
+      </w:pPr>
+      <w:r>
+        <w:rPr>
+          <w:b/>
+          <w:bCs/>
+        </w:rPr>
+        <w:t xml:space="preserve">§11.4.241 — Illegal-state-unrepresentability preference ladder.</w:t>
+      </w:r>
+      <w:r>
+        <w:t xml:space="preserve"> </w:t>
+      </w:r>
+      <w:r>
+        <w:t xml:space="preserve">Every load-bearing invariant lands at the STRONGEST enforcement rung the target language/toolchain supports: type-system &gt; API-shape &gt; lint &gt; property-test &gt; runtime-assert. Defect PREVENTABLE at rung N caught only at rung &gt; N is a finding.</w:t>
+      </w:r>
+    </w:p>
+    <w:p>
+      <w:pPr>
+        <w:pStyle w:val="Compact"/>
+        <w:numPr>
+          <w:ilvl w:val="0"/>
+          <w:numId w:val="1001"/>
+        </w:numPr>
+      </w:pPr>
+      <w:r>
+        <w:rPr>
+          <w:b/>
+          <w:bCs/>
+        </w:rPr>
+        <w:t xml:space="preserve">§11.4.242 — Bisection-not-blame regression cause-finding + failure-mode catalogue.</w:t>
+      </w:r>
+      <w:r>
+        <w:t xml:space="preserve"> </w:t>
+      </w:r>
+      <w:r>
+        <w:t xml:space="preserve">First-choice mechanism is</w:t>
+      </w:r>
+      <w:r>
+        <w:t xml:space="preserve"> </w:t>
+      </w:r>
+      <w:r>
+        <w:rPr>
+          <w:rStyle w:val="VerbatimChar"/>
+        </w:rPr>
+        <w:t xml:space="preserve">git bisect</w:t>
+      </w:r>
+      <w:r>
+        <w:t xml:space="preserve"> </w:t>
+      </w:r>
+      <w:r>
+        <w:t xml:space="preserve">(O(log N)) over range from last known-good tag to HEAD, NOT blame-log walking (O(N)) NOR speculative hunting. Six-class failure catalogue: flaky/non-monotone, build-broken, merge-commit-introductions, external/env-changes, delayed-fuse, test-infra-regressions.</w:t>
+      </w:r>
+    </w:p>
+    <w:p>
+      <w:pPr>
+        <w:pStyle w:val="Compact"/>
+        <w:numPr>
+          <w:ilvl w:val="0"/>
+          <w:numId w:val="1001"/>
+        </w:numPr>
+      </w:pPr>
+      <w:r>
+        <w:rPr>
+          <w:b/>
+          <w:bCs/>
+        </w:rPr>
+        <w:t xml:space="preserve">§11.4.243 — Characterization / golden-master safety net before behaviour-changing legacy modification.</w:t>
+      </w:r>
+      <w:r>
+        <w:t xml:space="preserve"> </w:t>
+      </w:r>
+      <w:r>
+        <w:t xml:space="preserve">Before ANY behaviour-changing modification to legacy code, author CHARACTERIZATION TESTS asserting CURRENT observable behaviour as GROUND TRUTH. Feathers's WORKING EFFECTIVELY WITH LEGACY CODE + generalised GOLDEN-MASTER pattern.</w:t>
+      </w:r>
+    </w:p>
+    <w:p>
+      <w:pPr>
+        <w:pStyle w:val="Compact"/>
+        <w:numPr>
+          <w:ilvl w:val="0"/>
+          <w:numId w:val="1001"/>
+        </w:numPr>
+      </w:pPr>
+      <w:r>
+        <w:rPr>
+          <w:b/>
+          <w:bCs/>
+        </w:rPr>
+        <w:t xml:space="preserve">§11.4.244 — Cross-boundary contract tests + can-i-deploy gate.</w:t>
+      </w:r>
+      <w:r>
+        <w:t xml:space="preserve"> </w:t>
+      </w:r>
+      <w:r>
+        <w:t xml:space="preserve">Changes modifying independently-deployable boundaries MUST be covered by CONSUMER-DRIVEN CONTRACT TESTS on both sides AND a</w:t>
+      </w:r>
+      <w:r>
+        <w:t xml:space="preserve"> </w:t>
+      </w:r>
+      <w:r>
+        <w:rPr>
+          <w:rStyle w:val="VerbatimChar"/>
+        </w:rPr>
+        <w:t xml:space="preserve">can-i-deploy</w:t>
+      </w:r>
+      <w:r>
+        <w:t xml:space="preserve"> </w:t>
+      </w:r>
+      <w:r>
+        <w:t xml:space="preserve">gate MUST verify proposed provider version compatibility against every currently-deployed consumer version BEFORE the change ships. Merges the two mechanisms as they are useless in isolation.</w:t>
+      </w:r>
+    </w:p>
+    <w:p>
+      <w:pPr>
+        <w:pStyle w:val="Compact"/>
+        <w:numPr>
+          <w:ilvl w:val="0"/>
+          <w:numId w:val="1001"/>
+        </w:numPr>
+      </w:pPr>
+      <w:r>
+        <w:rPr>
+          <w:b/>
+          <w:bCs/>
+        </w:rPr>
+        <w:t xml:space="preserve">§11.4.245 — Oracle-problem-first test authoring.</w:t>
+      </w:r>
+      <w:r>
+        <w:t xml:space="preserve"> </w:t>
+      </w:r>
+      <w:r>
+        <w:t xml:space="preserve">Every test MUST FIRST identify its ORACLE — mechanism deciding PASS vs FAIL — DIFFERENT from code under test AND from test's own assertion mechanism. Seven-class closed set: specified / derived / metamorphic / golden-master / invariant / statistical / human.</w:t>
+      </w:r>
+    </w:p>
+    <w:p>
+      <w:pPr>
+        <w:pStyle w:val="Compact"/>
+        <w:numPr>
+          <w:ilvl w:val="0"/>
+          <w:numId w:val="1001"/>
+        </w:numPr>
+      </w:pPr>
+      <w:r>
+        <w:rPr>
+          <w:b/>
+          <w:bCs/>
+        </w:rPr>
+        <w:t xml:space="preserve">§11.4.246 — Reproducible + hermetic builds + supply-chain integrity at SLSA Build Level 2 as fleet-wide minimum.</w:t>
+      </w:r>
+      <w:r>
+        <w:t xml:space="preserve"> </w:t>
+      </w:r>
+      <w:r>
+        <w:t xml:space="preserve">Operator decision 2026-08-15: SLSA L2 is fleet-wide minimum, L3+ tracked as backlog per §11.4.197. Reproducible + hermetic + signed provenance + provenance-attested dependencies. Boba already satisfies ancillary requirements (SSH-only §2.1, rootless podman §11.4.161, fixed-tag pins §11.4.30/§11.4.77).</w:t>
+      </w:r>
+    </w:p>
+    <w:p>
+      <w:pPr>
+        <w:pStyle w:val="Compact"/>
+        <w:numPr>
+          <w:ilvl w:val="0"/>
+          <w:numId w:val="1001"/>
+        </w:numPr>
+      </w:pPr>
+      <w:r>
+        <w:rPr>
+          <w:b/>
+          <w:bCs/>
+        </w:rPr>
+        <w:t xml:space="preserve">§11.4.247 — Composite-output layer-move must move every layer.</w:t>
+      </w:r>
+      <w:r>
+        <w:t xml:space="preserve"> </w:t>
+      </w:r>
+      <w:r>
+        <w:t xml:space="preserve">When a change moves a system-boundary layer, MUST move EVERY LAYER of the composite output atomically or via explicit compatibility window. Seven-layer taxonomy: server / client / infrastructure / data-stores / observability / documentation / tests. Zero-residuals check.</w:t>
+      </w:r>
+    </w:p>
+    <w:p>
+      <w:pPr>
+        <w:pStyle w:val="Compact"/>
+        <w:numPr>
+          <w:ilvl w:val="0"/>
+          <w:numId w:val="1001"/>
+        </w:numPr>
+      </w:pPr>
+      <w:r>
+        <w:rPr>
+          <w:b/>
+          <w:bCs/>
+        </w:rPr>
+        <w:t xml:space="preserve">§11.4.248 — Flaky-test quarantine + [PROTECTED-SPEC: ATM-NNN] tag + CODEOWNERS required reviewer.</w:t>
+      </w:r>
+      <w:r>
+        <w:t xml:space="preserve"> </w:t>
+      </w:r>
+      <w:r>
+        <w:t xml:space="preserve">Operator decision 2026-08-15 for the tag+CODEOWNERS mechanism. Two disciplines: mechanical quarantine detection + protected-regression-spec elevated review; makes modification VISIBLE not preventable.</w:t>
+      </w:r>
+    </w:p>
+    <w:p>
+      <w:pPr>
+        <w:pStyle w:val="Compact"/>
+        <w:numPr>
+          <w:ilvl w:val="0"/>
+          <w:numId w:val="1001"/>
+        </w:numPr>
+      </w:pPr>
+      <w:r>
+        <w:rPr>
+          <w:b/>
+          <w:bCs/>
+        </w:rPr>
+        <w:t xml:space="preserve">§11.4.249 — Producer ≠ oracle ≠ gate ≠ verifier four-role separation + flight recorder.</w:t>
+      </w:r>
+      <w:r>
+        <w:t xml:space="preserve"> </w:t>
+      </w:r>
+      <w:r>
+        <w:t xml:space="preserve">Four distinct roles that MUST be structurally separate: PRODUCER / ORACLE / GATE / VERIFIER. Flight recorder captures producer inputs + oracle verdict + gate decision + verifier audit as durable replayable artifact (composes §11.4.116 event stream + §11.4.207 content-addressed). Four detectable-collapse taxonomy.</w:t>
+      </w:r>
+    </w:p>
+    <w:p>
+      <w:pPr>
+        <w:pStyle w:val="Compact"/>
+        <w:numPr>
+          <w:ilvl w:val="0"/>
+          <w:numId w:val="1001"/>
+        </w:numPr>
+      </w:pPr>
+      <w:r>
+        <w:rPr>
+          <w:b/>
+          <w:bCs/>
+        </w:rPr>
+        <w:t xml:space="preserve">§11.4.250 — Heuristic-tower signals a primitive defect.</w:t>
+      </w:r>
+      <w:r>
+        <w:t xml:space="preserve"> </w:t>
+      </w:r>
+      <w:r>
+        <w:t xml:space="preserve">Codebase accumulating TOWER of heuristics compensating for same underlying issue IS the diagnostic: primitive is defective. Systematic-debugging response on tower depth ≥ 2: stop, invoke §11.4.102, fix primitive, remove layers one at a time.</w:t>
+      </w:r>
+    </w:p>
+    <w:p>
+      <w:pPr>
+        <w:pStyle w:val="Compact"/>
+        <w:numPr>
+          <w:ilvl w:val="0"/>
+          <w:numId w:val="1001"/>
+        </w:numPr>
+      </w:pPr>
+      <w:r>
+        <w:rPr>
+          <w:b/>
+          <w:bCs/>
+        </w:rPr>
+        <w:t xml:space="preserve">§11.4.251 — Byte-identical-fork prohibition + role-as-data-pack extraction.</w:t>
+      </w:r>
+      <w:r>
+        <w:t xml:space="preserve"> </w:t>
+      </w:r>
+      <w:r>
+        <w:t xml:space="preserve">Copies differing only in configuration/data/role-specific parameters MUST NOT be maintained as parallel forks. Extraction: identify configuration surface → extract to data pack per role → refactor single code copy → delete one fork → verify per §11.4.5 → commit extraction per §11.4.124.</w:t>
+      </w:r>
+    </w:p>
+    <w:p>
+      <w:pPr>
+        <w:pStyle w:val="Compact"/>
+        <w:numPr>
+          <w:ilvl w:val="0"/>
+          <w:numId w:val="1001"/>
+        </w:numPr>
+      </w:pPr>
+      <w:r>
+        <w:rPr>
+          <w:b/>
+          <w:bCs/>
+        </w:rPr>
+        <w:t xml:space="preserve">§11.4.252 — Fail-closed-on-dangerous-combination.</w:t>
+      </w:r>
+      <w:r>
+        <w:t xml:space="preserve"> </w:t>
+      </w:r>
+      <w:r>
+        <w:t xml:space="preserve">Every code path COMBINING ≥ 2 dangerous capabilities (mutation / untrusted-input / credential-access / external-side-effect / shell-exec / irreversible) MUST FAIL CLOSED. Security-engineering generalisation of §11.4.201 guard-honesty. Six-class dangerous-combination taxonomy.</w:t>
+      </w:r>
+    </w:p>
+    <w:p>
+      <w:pPr>
+        <w:pStyle w:val="Compact"/>
+        <w:numPr>
+          <w:ilvl w:val="0"/>
+          <w:numId w:val="1001"/>
+        </w:numPr>
+      </w:pPr>
+      <w:r>
+        <w:rPr>
+          <w:b/>
+          <w:bCs/>
+        </w:rPr>
+        <w:t xml:space="preserve">§11.4.253 — Idempotency under retry + DB-level durable uniqueness guard.</w:t>
+      </w:r>
+      <w:r>
+        <w:t xml:space="preserve"> </w:t>
+      </w:r>
+      <w:r>
+        <w:t xml:space="preserve">Every retryable operation MUST BE IDEMPOTENT: N executions = same observable end state as one. Enforced at LOWEST layer where "same end state" is durably provable — typically DATABASE UNIQUENESS CONSTRAINT on caller-supplied idempotency key, NEVER only application-layer check-then-insert. Prevents DOUBLE-CHARGE / DOUBLE-EMAIL / DOUBLE-DELETE / DOUBLE-EFFECT bugs.</w:t>
+      </w:r>
+    </w:p>
+    <w:p>
+      <w:pPr>
+        <w:pStyle w:val="Compact"/>
+        <w:numPr>
+          <w:ilvl w:val="0"/>
+          <w:numId w:val="1001"/>
+        </w:numPr>
+      </w:pPr>
+      <w:r>
+        <w:rPr>
+          <w:b/>
+          <w:bCs/>
+        </w:rPr>
+        <w:t xml:space="preserve">§11.4.254 — Boot-time invariant assertion + capability matrix.</w:t>
+      </w:r>
+      <w:r>
+        <w:t xml:space="preserve"> </w:t>
+      </w:r>
+      <w:r>
+        <w:t xml:space="preserve">Every service MUST assert BOOT-TIME INVARIANTS at startup and FAIL FAST + LOUD if violated. Seven invariant classes: environment / configuration / dependencies / credentials / schema / capabilities / host. Capability matrix declares boot invariants + offered runtime capabilities + required runtime capabilities from other services.</w:t>
+      </w:r>
+    </w:p>
+    <w:p>
+      <w:pPr>
+        <w:pStyle w:val="FirstParagraph"/>
+      </w:pPr>
+      <w:r>
+        <w:rPr>
+          <w:b/>
+          <w:bCs/>
+        </w:rPr>
+        <w:t xml:space="preserve">Operator 9-point enterprise-quality mandate (§11.4.257-§11.4.262 → 6 anchors):</w:t>
+      </w:r>
+    </w:p>
+    <w:p>
+      <w:pPr>
+        <w:pStyle w:val="Compact"/>
+        <w:numPr>
+          <w:ilvl w:val="0"/>
+          <w:numId w:val="1002"/>
+        </w:numPr>
+      </w:pPr>
+      <w:r>
+        <w:rPr>
+          <w:b/>
+          <w:bCs/>
+        </w:rPr>
+        <w:t xml:space="preserve">§11.4.257 — Comprehensive user-manual + guide + FAQ coverage.</w:t>
+      </w:r>
+      <w:r>
+        <w:t xml:space="preserve"> </w:t>
+      </w:r>
+      <w:r>
+        <w:t xml:space="preserve">Every consuming project MUST cover the whole project with three cooperating documentation classes: complete USER MANUAL per component/service/product, task-oriented GUIDES for every user-facing workflow, properly-created FAQs derived from real operator/QA/end-user questions. Always in sync, always exported, always reachable from README, always tracked when incomplete. Generalises §11.4.18 + §11.4.153 to whole-project doc coverage.</w:t>
+      </w:r>
+    </w:p>
+    <w:p>
+      <w:pPr>
+        <w:pStyle w:val="Compact"/>
+        <w:numPr>
+          <w:ilvl w:val="0"/>
+          <w:numId w:val="1002"/>
+        </w:numPr>
+      </w:pPr>
+      <w:r>
+        <w:rPr>
+          <w:b/>
+          <w:bCs/>
+        </w:rPr>
+        <w:t xml:space="preserve">§11.4.258 — Architectural + data-flow + state-machine + sequence-diagram coverage.</w:t>
+      </w:r>
+      <w:r>
+        <w:t xml:space="preserve"> </w:t>
+      </w:r>
+      <w:r>
+        <w:t xml:space="preserve">Every consuming project MUST cover the whole project with properly created graphs/diagrams/schemes across FOUR canonical classes: system architecture / data flow / state machine / sequence. INCORPORATED at the point of use, NEVER an orphan gallery. Open-format-diffable (Mermaid/PlantUML/D2/diffable SVG). Strengthens §11.4.218/§11.4.219 (design-side) to whole-project.</w:t>
+      </w:r>
+    </w:p>
+    <w:p>
+      <w:pPr>
+        <w:pStyle w:val="Compact"/>
+        <w:numPr>
+          <w:ilvl w:val="0"/>
+          <w:numId w:val="1002"/>
+        </w:numPr>
+      </w:pPr>
+      <w:r>
+        <w:rPr>
+          <w:b/>
+          <w:bCs/>
+        </w:rPr>
+        <w:t xml:space="preserve">§11.4.259 — README quality-status badge row.</w:t>
+      </w:r>
+      <w:r>
+        <w:t xml:space="preserve"> </w:t>
+      </w:r>
+      <w:r>
+        <w:t xml:space="preserve">Every consuming project's README MUST carry, at the TOP (immediately below the H1), a comprehensive BADGE ROW with closed color vocabulary GREEN/AMBER/RED/GRAY, minimum floor covering build / test-breadth / coverage / security / documentation completeness / diagram completeness / live health / open defects / supply-chain integrity / zero-shortcomings verdict / machine-evidence coverage / PRODUCTION-READINESS GAUGE. Every badge machine-derived, self-validated. Extends §11.4.57.</w:t>
+      </w:r>
+    </w:p>
+    <w:p>
+      <w:pPr>
+        <w:pStyle w:val="Compact"/>
+        <w:numPr>
+          <w:ilvl w:val="0"/>
+          <w:numId w:val="1002"/>
+        </w:numPr>
+      </w:pPr>
+      <w:r>
+        <w:rPr>
+          <w:b/>
+          <w:bCs/>
+        </w:rPr>
+        <w:t xml:space="preserve">§11.4.260 — Cutting-edge enterprise quality + production-deployment readiness.</w:t>
+      </w:r>
+      <w:r>
+        <w:t xml:space="preserve"> </w:t>
+      </w:r>
+      <w:r>
+        <w:t xml:space="preserve">Every work product MUST be built for cutting-edge enterprise quality targeted at production deployment + maximal stability + zero nasty surprises — standing default from first prompt. Closed 10-clause production-readiness invariant set: functional completeness / observability / resilience / security / performance / maintainability / deployability / documentability / testability / operational runbook. Strengthens §11.4.190 (web-only) to universal.</w:t>
+      </w:r>
+    </w:p>
+    <w:p>
+      <w:pPr>
+        <w:pStyle w:val="Compact"/>
+        <w:numPr>
+          <w:ilvl w:val="0"/>
+          <w:numId w:val="1002"/>
+        </w:numPr>
+      </w:pPr>
+      <w:r>
+        <w:rPr>
+          <w:b/>
+          <w:bCs/>
+        </w:rPr>
+        <w:t xml:space="preserve">§11.4.261 — Zero shortcomings / gaps / weak spots / danger zones invariant + mechanical audit ratchet.</w:t>
+      </w:r>
+      <w:r>
+        <w:t xml:space="preserve"> </w:t>
+      </w:r>
+      <w:r>
+        <w:t xml:space="preserve">Every consuming project MUST hold at ALL TIMES exactly ZERO findings across code / services / components / gates / docs / config — enforced by mechanical audit sweep from a CLOSED 10-class vocabulary. Monotone-decreasing ratchet (§11.4.135 pattern). Every finding either CLOSED (evidence at defect layer per §11.4.226) OR TRACKED (§11.4.197 + §11.4.148 + §11.4.223 + §11.4.101 + §11.4.135). Generalises §11.4.124 + §11.4.118 + §11.4.238.</w:t>
+      </w:r>
+    </w:p>
+    <w:p>
+      <w:pPr>
+        <w:pStyle w:val="Compact"/>
+        <w:numPr>
+          <w:ilvl w:val="0"/>
+          <w:numId w:val="1002"/>
+        </w:numPr>
+      </w:pPr>
+      <w:r>
+        <w:rPr>
+          <w:b/>
+          <w:bCs/>
+        </w:rPr>
+        <w:t xml:space="preserve">§11.4.262 — Machine-created + machine-verifiable evidence at every gate.</w:t>
+      </w:r>
+      <w:r>
+        <w:t xml:space="preserve"> </w:t>
+      </w:r>
+      <w:r>
+        <w:t xml:space="preserve">Every claim of works/passes/verified MUST cite MACHINE-CREATED + MACHINE-VERIFIABLE evidence — no operator eyeballing, no narrative-only PASS, no prediction, no assumption. Strengthens §11.4 covenant preamble from CAPTURED to CAPTURED-AND-MACHINE-VERIFIABLE. Applies §11.4.107(10) self-validating analyzers universally. Three-gate coverage: confirmation / validation / verification.</w:t>
+      </w:r>
+    </w:p>
+    <w:bookmarkEnd w:id="9"/>
+    <w:bookmarkStart w:id="10" w:name="targeted-extensions-5"/>
+    <w:p>
+      <w:pPr>
+        <w:pStyle w:val="Heading3"/>
+      </w:pPr>
+      <w:r>
+        <w:t xml:space="preserve">Targeted extensions (5)</w:t>
+      </w:r>
+    </w:p>
+    <w:p>
+      <w:pPr>
+        <w:pStyle w:val="FirstParagraph"/>
+      </w:pPr>
+      <w:r>
+        <w:t xml:space="preserve">Applied this round in commit</w:t>
+      </w:r>
+      <w:r>
+        <w:t xml:space="preserve"> </w:t>
+      </w:r>
+      <w:r>
+        <w:rPr>
+          <w:rStyle w:val="VerbatimChar"/>
+        </w:rPr>
+        <w:t xml:space="preserve">1389ebe</w:t>
+      </w:r>
+      <w:r>
+        <w:t xml:space="preserve">:</w:t>
+      </w:r>
+    </w:p>
+    <w:p>
+      <w:pPr>
+        <w:pStyle w:val="Compact"/>
+        <w:numPr>
+          <w:ilvl w:val="0"/>
+          <w:numId w:val="1003"/>
+        </w:numPr>
+      </w:pPr>
+      <w:r>
+        <w:rPr>
+          <w:b/>
+          <w:bCs/>
+        </w:rPr>
+        <w:t xml:space="preserve">§11.4.212 EXTENSION clauses (E) + (F)</w:t>
+      </w:r>
+      <w:r>
+        <w:t xml:space="preserve"> </w:t>
+      </w:r>
+      <w:r>
+        <w:t xml:space="preserve">— README introduction + illustration coverage + linkage-completeness ratchet. Extends the README-as-canonical-entry-point rule with linkage-completeness monotone-decrease and illustrates-work invariant.</w:t>
+      </w:r>
+    </w:p>
+    <w:p>
+      <w:pPr>
+        <w:pStyle w:val="Compact"/>
+        <w:numPr>
+          <w:ilvl w:val="0"/>
+          <w:numId w:val="1003"/>
+        </w:numPr>
+      </w:pPr>
+      <w:r>
+        <w:rPr>
+          <w:b/>
+          <w:bCs/>
+        </w:rPr>
+        <w:t xml:space="preserve">§11.4 covenant preamble EXTENSION</w:t>
+      </w:r>
+      <w:r>
+        <w:t xml:space="preserve"> </w:t>
+      </w:r>
+      <w:r>
+        <w:t xml:space="preserve">— machine-created evidence at every gate binding. Anchors the §11.4.262 requirement into the anti-bluff covenant preamble as an always-on binding.</w:t>
+      </w:r>
+    </w:p>
+    <w:p>
+      <w:pPr>
+        <w:pStyle w:val="Compact"/>
+        <w:numPr>
+          <w:ilvl w:val="0"/>
+          <w:numId w:val="1003"/>
+        </w:numPr>
+      </w:pPr>
+      <w:r>
+        <w:rPr>
+          <w:b/>
+          <w:bCs/>
+        </w:rPr>
+        <w:t xml:space="preserve">§11.4.108 EXTENSION clause (7)</w:t>
+      </w:r>
+      <w:r>
+        <w:t xml:space="preserve"> </w:t>
+      </w:r>
+      <w:r>
+        <w:t xml:space="preserve">— each of the 4 four-layer verification layers MUST cite machine-created + machine-verifiable evidence produced at THAT layer; higher layer citing lower-layer-only = §11.4.226 wrong-layer violation.</w:t>
+      </w:r>
+    </w:p>
+    <w:p>
+      <w:pPr>
+        <w:pStyle w:val="Compact"/>
+        <w:numPr>
+          <w:ilvl w:val="0"/>
+          <w:numId w:val="1003"/>
+        </w:numPr>
+      </w:pPr>
+      <w:r>
+        <w:rPr>
+          <w:b/>
+          <w:bCs/>
+        </w:rPr>
+        <w:t xml:space="preserve">§11.4.224 EXTENSION (B)</w:t>
+      </w:r>
+      <w:r>
+        <w:t xml:space="preserve"> </w:t>
+      </w:r>
+      <w:r>
+        <w:t xml:space="preserve">— 7-canonical-test-type coverage floor with 100% aim, cross-referenced to §11.4.27 seven test types.</w:t>
+      </w:r>
+    </w:p>
+    <w:p>
+      <w:pPr>
+        <w:pStyle w:val="Compact"/>
+        <w:numPr>
+          <w:ilvl w:val="0"/>
+          <w:numId w:val="1003"/>
+        </w:numPr>
+      </w:pPr>
+      <w:r>
+        <w:rPr>
+          <w:b/>
+          <w:bCs/>
+        </w:rPr>
+        <w:t xml:space="preserve">§11.4.27 EXTENSION (B)</w:t>
+      </w:r>
+      <w:r>
+        <w:t xml:space="preserve"> </w:t>
+      </w:r>
+      <w:r>
+        <w:t xml:space="preserve">— 7-canonical-type breadth enumeration explicit, cross-referenced from §11.4.224.</w:t>
+      </w:r>
+    </w:p>
+    <w:bookmarkEnd w:id="10"/>
+    <w:bookmarkStart w:id="11" w:name="X4377737f1b910147e60190316f131efb59ab449"/>
+    <w:p>
+      <w:pPr>
+        <w:pStyle w:val="Heading3"/>
+      </w:pPr>
+      <w:r>
+        <w:t xml:space="preserve">§11.4.140 / §11.4.141 collision resolution (§11.4.255 + §11.4.256 re-mint)</w:t>
+      </w:r>
+    </w:p>
+    <w:p>
+      <w:pPr>
+        <w:pStyle w:val="FirstParagraph"/>
+      </w:pPr>
+      <w:r>
+        <w:t xml:space="preserve">Long-standing operator-owned anchor-number collision resolved this round in commits</w:t>
+      </w:r>
+      <w:r>
+        <w:t xml:space="preserve"> </w:t>
+      </w:r>
+      <w:r>
+        <w:rPr>
+          <w:rStyle w:val="VerbatimChar"/>
+        </w:rPr>
+        <w:t xml:space="preserve">5ed8c80</w:t>
+      </w:r>
+      <w:r>
+        <w:t xml:space="preserve"> </w:t>
+      </w:r>
+      <w:r>
+        <w:t xml:space="preserve">(Constitution.md re-mint) +</w:t>
+      </w:r>
+      <w:r>
+        <w:t xml:space="preserve"> </w:t>
+      </w:r>
+      <w:r>
+        <w:rPr>
+          <w:rStyle w:val="VerbatimChar"/>
+        </w:rPr>
+        <w:t xml:space="preserve">6dff307</w:t>
+      </w:r>
+      <w:r>
+        <w:t xml:space="preserve"> </w:t>
+      </w:r>
+      <w:r>
+        <w:t xml:space="preserve">(CLAUDE.md mirror) +</w:t>
+      </w:r>
+      <w:r>
+        <w:t xml:space="preserve"> </w:t>
+      </w:r>
+      <w:r>
+        <w:rPr>
+          <w:rStyle w:val="VerbatimChar"/>
+        </w:rPr>
+        <w:t xml:space="preserve">f497412</w:t>
+      </w:r>
+      <w:r>
+        <w:t xml:space="preserve"> </w:t>
+      </w:r>
+      <w:r>
+        <w:t xml:space="preserve">(AGENTS.md mirror) +</w:t>
+      </w:r>
+      <w:r>
+        <w:t xml:space="preserve"> </w:t>
+      </w:r>
+      <w:r>
+        <w:rPr>
+          <w:rStyle w:val="VerbatimChar"/>
+        </w:rPr>
+        <w:t xml:space="preserve">9e45dec</w:t>
+      </w:r>
+      <w:r>
+        <w:t xml:space="preserve"> </w:t>
+      </w:r>
+      <w:r>
+        <w:t xml:space="preserve">(QWEN.md mirror) +</w:t>
+      </w:r>
+      <w:r>
+        <w:t xml:space="preserve"> </w:t>
+      </w:r>
+      <w:r>
+        <w:rPr>
+          <w:rStyle w:val="VerbatimChar"/>
+        </w:rPr>
+        <w:t xml:space="preserve">e5f2891</w:t>
+      </w:r>
+      <w:r>
+        <w:t xml:space="preserve"> </w:t>
+      </w:r>
+      <w:r>
+        <w:t xml:space="preserve">(GEMINI.md mirror):</w:t>
+      </w:r>
+    </w:p>
+    <w:p>
+      <w:pPr>
+        <w:pStyle w:val="Compact"/>
+        <w:numPr>
+          <w:ilvl w:val="0"/>
+          <w:numId w:val="1004"/>
+        </w:numPr>
+      </w:pPr>
+      <w:r>
+        <w:rPr>
+          <w:b/>
+          <w:bCs/>
+        </w:rPr>
+        <w:t xml:space="preserve">§11.4.140 (translation pipeline sense)</w:t>
+      </w:r>
+      <w:r>
+        <w:t xml:space="preserve"> </w:t>
+      </w:r>
+      <w:r>
+        <w:t xml:space="preserve">re-minted to</w:t>
+      </w:r>
+      <w:r>
+        <w:t xml:space="preserve"> </w:t>
+      </w:r>
+      <w:r>
+        <w:rPr>
+          <w:b/>
+          <w:bCs/>
+        </w:rPr>
+        <w:t xml:space="preserve">§11.4.255</w:t>
+      </w:r>
+      <w:r>
+        <w:t xml:space="preserve"> </w:t>
+      </w:r>
+      <w:r>
+        <w:t xml:space="preserve">— HelixTranslate canonical translation pipeline (2026-06-25 mandate). §11.4.140 retains its 2026-06-09 universal action-prefix-system mandate exclusively.</w:t>
+      </w:r>
+    </w:p>
+    <w:p>
+      <w:pPr>
+        <w:pStyle w:val="Compact"/>
+        <w:numPr>
+          <w:ilvl w:val="0"/>
+          <w:numId w:val="1004"/>
+        </w:numPr>
+      </w:pPr>
+      <w:r>
+        <w:rPr>
+          <w:b/>
+          <w:bCs/>
+        </w:rPr>
+        <w:t xml:space="preserve">§11.4.141 (per-language review sense)</w:t>
+      </w:r>
+      <w:r>
+        <w:t xml:space="preserve"> </w:t>
+      </w:r>
+      <w:r>
+        <w:t xml:space="preserve">re-minted to</w:t>
+      </w:r>
+      <w:r>
+        <w:t xml:space="preserve"> </w:t>
+      </w:r>
+      <w:r>
+        <w:rPr>
+          <w:b/>
+          <w:bCs/>
+        </w:rPr>
+        <w:t xml:space="preserve">§11.4.256</w:t>
+      </w:r>
+      <w:r>
+        <w:t xml:space="preserve"> </w:t>
+      </w:r>
+      <w:r>
+        <w:t xml:space="preserve">— independent per-language translation review (2026-06-25 mandate). §11.4.141 retains its 2026-06-09 token-efficiency mandate exclusively.</w:t>
+      </w:r>
+    </w:p>
+    <w:p>
+      <w:pPr>
+        <w:pStyle w:val="Compact"/>
+        <w:numPr>
+          <w:ilvl w:val="0"/>
+          <w:numId w:val="1004"/>
+        </w:numPr>
+      </w:pPr>
+      <w:r>
+        <w:t xml:space="preserve">All cross-references in the 4 mirrors updated to the new anchor numbers; §11.4.237 (context-and-spirit translation review) now cites §11.4.255/§11.4.256 rather than the ambiguous §11.4.140/§11.4.141. No new collision introduced.</w:t>
+      </w:r>
+    </w:p>
+    <w:bookmarkEnd w:id="11"/>
+    <w:bookmarkStart w:id="12" w:name="provenance"/>
+    <w:p>
+      <w:pPr>
+        <w:pStyle w:val="Heading3"/>
+      </w:pPr>
+      <w:r>
+        <w:t xml:space="preserve">Provenance</w:t>
+      </w:r>
+    </w:p>
+    <w:p>
+      <w:pPr>
+        <w:pStyle w:val="Compact"/>
+        <w:numPr>
+          <w:ilvl w:val="0"/>
+          <w:numId w:val="1005"/>
+        </w:numPr>
+      </w:pPr>
+      <w:r>
+        <w:rPr>
+          <w:b/>
+          <w:bCs/>
+        </w:rPr>
+        <w:t xml:space="preserve">AI curriculum extraction</w:t>
+      </w:r>
+      <w:r>
+        <w:t xml:space="preserve">: 9 modules (27-35), 7,096 lines, sourced from local instructor mirror</w:t>
+      </w:r>
+      <w:r>
+        <w:t xml:space="preserve"> </w:t>
+      </w:r>
+      <w:r>
+        <w:rPr>
+          <w:rStyle w:val="VerbatimChar"/>
+        </w:rPr>
+        <w:t xml:space="preserve">http://mistborn.local:8099/</w:t>
+      </w:r>
+      <w:r>
+        <w:t xml:space="preserve"> </w:t>
+      </w:r>
+      <w:r>
+        <w:t xml:space="preserve">under §11.4.99 latest-source-verification cadence + §11.4.150 deep multi-angle web research.</w:t>
+      </w:r>
+    </w:p>
+    <w:p>
+      <w:pPr>
+        <w:pStyle w:val="Compact"/>
+        <w:numPr>
+          <w:ilvl w:val="0"/>
+          <w:numId w:val="1005"/>
+        </w:numPr>
+      </w:pPr>
+      <w:r>
+        <w:rPr>
+          <w:b/>
+          <w:bCs/>
+        </w:rPr>
+        <w:t xml:space="preserve">Operator-answered decisions on 2026-08-15</w:t>
+      </w:r>
+      <w:r>
+        <w:t xml:space="preserve">:</w:t>
+      </w:r>
+    </w:p>
+    <w:p>
+      <w:pPr>
+        <w:pStyle w:val="Compact"/>
+        <w:numPr>
+          <w:ilvl w:val="1"/>
+          <w:numId w:val="1006"/>
+        </w:numPr>
+      </w:pPr>
+      <w:r>
+        <w:t xml:space="preserve">SLSA Build Level 2 as fleet-wide minimum (rather than L3+ immediately, tracked per §11.4.197).</w:t>
+      </w:r>
+    </w:p>
+    <w:p>
+      <w:pPr>
+        <w:pStyle w:val="Compact"/>
+        <w:numPr>
+          <w:ilvl w:val="1"/>
+          <w:numId w:val="1006"/>
+        </w:numPr>
+      </w:pPr>
+      <w:r>
+        <w:t xml:space="preserve">[PROTECTED-SPEC: ATM-NNN] tag + CODEOWNERS required-reviewer mechanism (rather than harder mechanical block or lighter warning).</w:t>
+      </w:r>
+    </w:p>
+    <w:p>
+      <w:pPr>
+        <w:pStyle w:val="Compact"/>
+        <w:numPr>
+          <w:ilvl w:val="1"/>
+          <w:numId w:val="1006"/>
+        </w:numPr>
+      </w:pPr>
+      <w:r>
+        <w:t xml:space="preserve">5-atomic-commit strategy for landing the 22 anchors (Constitution.md monolithic + 4 mirror commits, rather than 22 separate anchor commits).</w:t>
+      </w:r>
+    </w:p>
+    <w:p>
+      <w:pPr>
+        <w:pStyle w:val="Compact"/>
+        <w:numPr>
+          <w:ilvl w:val="1"/>
+          <w:numId w:val="1006"/>
+        </w:numPr>
+      </w:pPr>
+      <w:r>
+        <w:t xml:space="preserve">Resolve §11.4.140/§11.4.141 collision FIRST (5 commits</w:t>
+      </w:r>
+      <w:r>
+        <w:t xml:space="preserve"> </w:t>
+      </w:r>
+      <w:r>
+        <w:rPr>
+          <w:rStyle w:val="VerbatimChar"/>
+        </w:rPr>
+        <w:t xml:space="preserve">5ed8c80..e5f2891</w:t>
+      </w:r>
+      <w:r>
+        <w:t xml:space="preserve">), then land the 22 anchors, then land the 5 extensions.</w:t>
+      </w:r>
+    </w:p>
+    <w:p>
+      <w:pPr>
+        <w:pStyle w:val="Compact"/>
+        <w:numPr>
+          <w:ilvl w:val="0"/>
+          <w:numId w:val="1005"/>
+        </w:numPr>
+      </w:pPr>
+      <w:r>
+        <w:rPr>
+          <w:b/>
+          <w:bCs/>
+        </w:rPr>
+        <w:t xml:space="preserve">§11.4.209 substrate honest disclosure per §11.4.231(F)(b) harness gap</w:t>
+      </w:r>
+      <w:r>
+        <w:t xml:space="preserve">: this round's independent code-review ran on the Opus best-effort parent-inherited fork substrate. The Claude Code Agent tool exposes a</w:t>
+      </w:r>
+      <w:r>
+        <w:t xml:space="preserve"> </w:t>
+      </w:r>
+      <w:r>
+        <w:rPr>
+          <w:rStyle w:val="VerbatimChar"/>
+        </w:rPr>
+        <w:t xml:space="preserve">model</w:t>
+      </w:r>
+      <w:r>
+        <w:t xml:space="preserve"> </w:t>
+      </w:r>
+      <w:r>
+        <w:t xml:space="preserve">parameter but NO</w:t>
+      </w:r>
+      <w:r>
+        <w:t xml:space="preserve"> </w:t>
+      </w:r>
+      <w:r>
+        <w:rPr>
+          <w:rStyle w:val="VerbatimChar"/>
+        </w:rPr>
+        <w:t xml:space="preserve">effort</w:t>
+      </w:r>
+      <w:r>
+        <w:t xml:space="preserve"> </w:t>
+      </w:r>
+      <w:r>
+        <w:t xml:space="preserve">parameter, so subagent effort is not presently settable via that path — the §11.4.182</w:t>
+      </w:r>
+      <w:r>
+        <w:t xml:space="preserve"> </w:t>
+      </w:r>
+      <w:r>
+        <w:rPr>
+          <w:rStyle w:val="VerbatimChar"/>
+        </w:rPr>
+        <w:t xml:space="preserve">&lt;effort&gt;</w:t>
+      </w:r>
+      <w:r>
+        <w:t xml:space="preserve"> </w:t>
+      </w:r>
+      <w:r>
+        <w:t xml:space="preserve">label field degrades honestly to</w:t>
+      </w:r>
+      <w:r>
+        <w:t xml:space="preserve"> </w:t>
+      </w:r>
+      <w:r>
+        <w:rPr>
+          <w:rStyle w:val="VerbatimChar"/>
+        </w:rPr>
+        <w:t xml:space="preserve">?</w:t>
+      </w:r>
+      <w:r>
+        <w:t xml:space="preserve"> </w:t>
+      </w:r>
+      <w:r>
+        <w:t xml:space="preserve">per §11.4.6. This is not a Fable-</w:t>
+      </w:r>
+      <w:r>
+        <w:rPr>
+          <w:rStyle w:val="VerbatimChar"/>
+        </w:rPr>
+        <w:t xml:space="preserve">xhigh</w:t>
+      </w:r>
+      <w:r>
+        <w:t xml:space="preserve"> </w:t>
+      </w:r>
+      <w:r>
+        <w:t xml:space="preserve">review as §11.4.209 mandates by default; a re-review at the true §11.4.209 Fable-</w:t>
+      </w:r>
+      <w:r>
+        <w:rPr>
+          <w:rStyle w:val="VerbatimChar"/>
+        </w:rPr>
+        <w:t xml:space="preserve">xhigh</w:t>
+      </w:r>
+      <w:r>
+        <w:t xml:space="preserve"> </w:t>
+      </w:r>
+      <w:r>
+        <w:t xml:space="preserve">substrate via the Workflow-tool</w:t>
+      </w:r>
+      <w:r>
+        <w:t xml:space="preserve"> </w:t>
+      </w:r>
+      <w:r>
+        <w:rPr>
+          <w:rStyle w:val="VerbatimChar"/>
+        </w:rPr>
+        <w:t xml:space="preserve">agent()</w:t>
+      </w:r>
+      <w:r>
+        <w:t xml:space="preserve"> </w:t>
+      </w:r>
+      <w:r>
+        <w:t xml:space="preserve">path REMAINS RECOMMENDED (not blocking) before the 22 anchors are considered fully substrate-verified, tracked as an owed §11.4.197 upgrade item.</w:t>
+      </w:r>
+    </w:p>
+    <w:p>
+      <w:pPr>
+        <w:pStyle w:val="Compact"/>
+        <w:numPr>
+          <w:ilvl w:val="0"/>
+          <w:numId w:val="1005"/>
+        </w:numPr>
+      </w:pPr>
+      <w:r>
+        <w:rPr>
+          <w:b/>
+          <w:bCs/>
+        </w:rPr>
+        <w:t xml:space="preserve">Round 2 iterate-to-GO per §11.4.134</w:t>
+      </w:r>
+      <w:r>
+        <w:t xml:space="preserve">: subagent</w:t>
+      </w:r>
+      <w:r>
+        <w:t xml:space="preserve"> </w:t>
+      </w:r>
+      <w:r>
+        <w:rPr>
+          <w:rStyle w:val="VerbatimChar"/>
+        </w:rPr>
+        <w:t xml:space="preserve">a6b89ff0</w:t>
+      </w:r>
+      <w:r>
+        <w:t xml:space="preserve"> </w:t>
+      </w:r>
+      <w:r>
+        <w:t xml:space="preserve">returned all IMPORTANT-1/2/3 + MINOR-1/2/3/4 findings resolved, zero new BLOCKING or IMPORTANT introduced. Structural layer (§11.4.227(B) block-integrity + §11.4.157 lockstep byte-identity + no-collision + gate-deferral-honesty) verified GREEN.</w:t>
+      </w:r>
+    </w:p>
+    <w:p>
+      <w:pPr>
+        <w:pStyle w:val="Compact"/>
+        <w:numPr>
+          <w:ilvl w:val="0"/>
+          <w:numId w:val="1005"/>
+        </w:numPr>
+      </w:pPr>
+      <w:r>
+        <w:rPr>
+          <w:b/>
+          <w:bCs/>
+        </w:rPr>
+        <w:t xml:space="preserve">Fable-substrate review of the 2026-07-26 round precedent</w:t>
+      </w:r>
+      <w:r>
+        <w:t xml:space="preserve">: substantive-on-structural verified GREEN on round 2, per the §11.4.134 iterate-to-GO discipline.</w:t>
+      </w:r>
+    </w:p>
+    <w:bookmarkEnd w:id="12"/>
+    <w:bookmarkStart w:id="13" w:name="honest-boundaries-per-1146"/>
+    <w:p>
+      <w:pPr>
+        <w:pStyle w:val="Heading3"/>
+      </w:pPr>
+      <w:r>
+        <w:t xml:space="preserve">Honest boundaries per §11.4.6</w:t>
+      </w:r>
+    </w:p>
+    <w:p>
+      <w:pPr>
+        <w:pStyle w:val="Compact"/>
+        <w:numPr>
+          <w:ilvl w:val="0"/>
+          <w:numId w:val="1007"/>
+        </w:numPr>
+      </w:pPr>
+      <w:r>
+        <w:rPr>
+          <w:b/>
+          <w:bCs/>
+        </w:rPr>
+        <w:t xml:space="preserve">§11.4.241-254 shipped in condensed form</w:t>
+      </w:r>
+      <w:r>
+        <w:t xml:space="preserve"> </w:t>
+      </w:r>
+      <w:r>
+        <w:t xml:space="preserve">in commit</w:t>
+      </w:r>
+      <w:r>
+        <w:t xml:space="preserve"> </w:t>
+      </w:r>
+      <w:r>
+        <w:rPr>
+          <w:rStyle w:val="VerbatimChar"/>
+        </w:rPr>
+        <w:t xml:space="preserve">697c750</w:t>
+      </w:r>
+      <w:r>
+        <w:t xml:space="preserve"> </w:t>
+      </w:r>
+      <w:r>
+        <w:t xml:space="preserve">(the monolithic anchor commit), grouped into 16 anchors covering the 9 AI-curriculum modules (27-35). Full canonical text expansion for each of §11.4.241-254 as separate top-level</w:t>
+      </w:r>
+      <w:r>
+        <w:t xml:space="preserve"> </w:t>
+      </w:r>
+      <w:r>
+        <w:rPr>
+          <w:rStyle w:val="VerbatimChar"/>
+        </w:rPr>
+        <w:t xml:space="preserve">### §11.4.NNN</w:t>
+      </w:r>
+      <w:r>
+        <w:t xml:space="preserve"> </w:t>
+      </w:r>
+      <w:r>
+        <w:t xml:space="preserve">blocks in Constitution.md is tracked as an owed §11.4.197 follow-up item, per operator's 5-atomic-commit strategy decision (2026-08-15). The mirror files (CLAUDE.md / AGENTS.md / QWEN.md / GEMINI.md) carry the compact-summary variant of each anchor in the amended Status field (§11.4.227(B) canonical-vs-mirror variance legitimate; content-hash equality binds within the lockstep set).</w:t>
+      </w:r>
+    </w:p>
+    <w:p>
+      <w:pPr>
+        <w:pStyle w:val="Compact"/>
+        <w:numPr>
+          <w:ilvl w:val="0"/>
+          <w:numId w:val="1007"/>
+        </w:numPr>
+      </w:pPr>
+      <w:r>
+        <w:rPr>
+          <w:b/>
+          <w:bCs/>
+        </w:rPr>
+        <w:t xml:space="preserve">§11.4.209 substrate</w:t>
+      </w:r>
+      <w:r>
+        <w:t xml:space="preserve">: as disclosed above, this round's review substrate is opus-class best-effort, not Fable-</w:t>
+      </w:r>
+      <w:r>
+        <w:rPr>
+          <w:rStyle w:val="VerbatimChar"/>
+        </w:rPr>
+        <w:t xml:space="preserve">xhigh</w:t>
+      </w:r>
+      <w:r>
+        <w:t xml:space="preserve">. A future round SHOULD re-review the 22 new anchors on Fable-</w:t>
+      </w:r>
+      <w:r>
+        <w:rPr>
+          <w:rStyle w:val="VerbatimChar"/>
+        </w:rPr>
+        <w:t xml:space="preserve">xhigh</w:t>
+      </w:r>
+      <w:r>
+        <w:t xml:space="preserve"> </w:t>
+      </w:r>
+      <w:r>
+        <w:t xml:space="preserve">when the Workflow tool path becomes available; that upgrade is a tracked §11.4.197 item, not a claim of shipped Fable-xhigh review.</w:t>
+      </w:r>
+    </w:p>
+    <w:p>
+      <w:pPr>
+        <w:pStyle w:val="Compact"/>
+        <w:numPr>
+          <w:ilvl w:val="0"/>
+          <w:numId w:val="1007"/>
+        </w:numPr>
+      </w:pPr>
+      <w:r>
+        <w:rPr>
+          <w:b/>
+          <w:bCs/>
+        </w:rPr>
+        <w:t xml:space="preserve">Recommended per-anchor mechanism gates</w:t>
+      </w:r>
+      <w:r>
+        <w:t xml:space="preserve"> </w:t>
+      </w:r>
+      <w:r>
+        <w:t xml:space="preserve">(</w:t>
+      </w:r>
+      <w:r>
+        <w:rPr>
+          <w:rStyle w:val="VerbatimChar"/>
+        </w:rPr>
+        <w:t xml:space="preserve">CM-*</w:t>
+      </w:r>
+      <w:r>
+        <w:t xml:space="preserve"> </w:t>
+      </w:r>
+      <w:r>
+        <w:t xml:space="preserve">tokens introduced in the 22 anchors' anti-bluff paragraphs) are</w:t>
+      </w:r>
+      <w:r>
+        <w:t xml:space="preserve"> </w:t>
+      </w:r>
+      <w:r>
+        <w:rPr>
+          <w:rStyle w:val="VerbatimChar"/>
+        </w:rPr>
+        <w:t xml:space="preserve">gate-code = separate work item, NOT claimed shipped</w:t>
+      </w:r>
+      <w:r>
+        <w:t xml:space="preserve"> </w:t>
+      </w:r>
+      <w:r>
+        <w:t xml:space="preserve">per §11.4.6/§11.4.227. This round lands the ANCHOR TEXT + PROPAGATION GATE literals (</w:t>
+      </w:r>
+      <w:r>
+        <w:rPr>
+          <w:rStyle w:val="VerbatimChar"/>
+        </w:rPr>
+        <w:t xml:space="preserve">CM-COVENANT-114-239-PROPAGATION</w:t>
+      </w:r>
+      <w:r>
+        <w:t xml:space="preserve"> </w:t>
+      </w:r>
+      <w:r>
+        <w:t xml:space="preserve">through</w:t>
+      </w:r>
+      <w:r>
+        <w:t xml:space="preserve"> </w:t>
+      </w:r>
+      <w:r>
+        <w:rPr>
+          <w:rStyle w:val="VerbatimChar"/>
+        </w:rPr>
+        <w:t xml:space="preserve">CM-COVENANT-114-254-PROPAGATION</w:t>
+      </w:r>
+      <w:r>
+        <w:t xml:space="preserve"> </w:t>
+      </w:r>
+      <w:r>
+        <w:t xml:space="preserve">+</w:t>
+      </w:r>
+      <w:r>
+        <w:t xml:space="preserve"> </w:t>
+      </w:r>
+      <w:r>
+        <w:rPr>
+          <w:rStyle w:val="VerbatimChar"/>
+        </w:rPr>
+        <w:t xml:space="preserve">CM-COVENANT-114-257-PROPAGATION</w:t>
+      </w:r>
+      <w:r>
+        <w:t xml:space="preserve"> </w:t>
+      </w:r>
+      <w:r>
+        <w:t xml:space="preserve">through</w:t>
+      </w:r>
+      <w:r>
+        <w:t xml:space="preserve"> </w:t>
+      </w:r>
+      <w:r>
+        <w:rPr>
+          <w:rStyle w:val="VerbatimChar"/>
+        </w:rPr>
+        <w:t xml:space="preserve">CM-COVENANT-114-262-PROPAGATION</w:t>
+      </w:r>
+      <w:r>
+        <w:t xml:space="preserve"> </w:t>
+      </w:r>
+      <w:r>
+        <w:t xml:space="preserve">= 22 new anchor-block-start propagation gates); the 40+ recommended mechanism gates each anchor names are separate follow-up items per §11.4.227.</w:t>
+      </w:r>
+    </w:p>
+    <w:p>
+      <w:pPr>
+        <w:pStyle w:val="Compact"/>
+        <w:numPr>
+          <w:ilvl w:val="0"/>
+          <w:numId w:val="1007"/>
+        </w:numPr>
+      </w:pPr>
+      <w:r>
+        <w:rPr>
+          <w:b/>
+          <w:bCs/>
+        </w:rPr>
+        <w:t xml:space="preserve">Generated</w:t>
+      </w:r>
+      <w:r>
+        <w:rPr>
+          <w:b/>
+          <w:bCs/>
+        </w:rPr>
+        <w:t xml:space="preserve"> </w:t>
+      </w:r>
+      <w:r>
+        <w:rPr>
+          <w:rStyle w:val="VerbatimChar"/>
+          <w:b/>
+          <w:bCs/>
+        </w:rPr>
+        <w:t xml:space="preserve">.html</w:t>
+      </w:r>
+      <w:r>
+        <w:rPr>
+          <w:b/>
+          <w:bCs/>
+        </w:rPr>
+        <w:t xml:space="preserve"> </w:t>
+      </w:r>
+      <w:r>
+        <w:rPr>
+          <w:b/>
+          <w:bCs/>
+        </w:rPr>
+        <w:t xml:space="preserve">/</w:t>
+      </w:r>
+      <w:r>
+        <w:rPr>
+          <w:b/>
+          <w:bCs/>
+        </w:rPr>
+        <w:t xml:space="preserve"> </w:t>
+      </w:r>
+      <w:r>
+        <w:rPr>
+          <w:rStyle w:val="VerbatimChar"/>
+          <w:b/>
+          <w:bCs/>
+        </w:rPr>
+        <w:t xml:space="preserve">.pdf</w:t>
+      </w:r>
+      <w:r>
+        <w:rPr>
+          <w:b/>
+          <w:bCs/>
+        </w:rPr>
+        <w:t xml:space="preserve"> </w:t>
+      </w:r>
+      <w:r>
+        <w:rPr>
+          <w:b/>
+          <w:bCs/>
+        </w:rPr>
+        <w:t xml:space="preserve">/</w:t>
+      </w:r>
+      <w:r>
+        <w:rPr>
+          <w:b/>
+          <w:bCs/>
+        </w:rPr>
+        <w:t xml:space="preserve"> </w:t>
+      </w:r>
+      <w:r>
+        <w:rPr>
+          <w:rStyle w:val="VerbatimChar"/>
+          <w:b/>
+          <w:bCs/>
+        </w:rPr>
+        <w:t xml:space="preserve">.docx</w:t>
+      </w:r>
+      <w:r>
+        <w:rPr>
+          <w:b/>
+          <w:bCs/>
+        </w:rPr>
+        <w:t xml:space="preserve"> </w:t>
+      </w:r>
+      <w:r>
+        <w:rPr>
+          <w:b/>
+          <w:bCs/>
+        </w:rPr>
+        <w:t xml:space="preserve">twins NOT regenerated this round</w:t>
+      </w:r>
+      <w:r>
+        <w:t xml:space="preserve"> </w:t>
+      </w:r>
+      <w:r>
+        <w:t xml:space="preserve">— the governance-twin exporter is still not a documented runnable in-repo script (§11.4.106(E)); twins remain honestly STALE pending the exporter commit. No silent divergence claimed otherwise.</w:t>
+      </w:r>
+    </w:p>
+    <w:bookmarkEnd w:id="13"/>
+    <w:bookmarkStart w:id="14" w:name="X5d47e51762cfb5ea3d3220717e96973d74d8a96"/>
+    <w:p>
+      <w:pPr>
+        <w:pStyle w:val="Heading3"/>
+      </w:pPr>
+      <w:r>
+        <w:t xml:space="preserve">Commit provenance (this round on the constitution submodule)</w:t>
+      </w:r>
+    </w:p>
+    <w:p>
+      <w:pPr>
+        <w:pStyle w:val="Compact"/>
+        <w:numPr>
+          <w:ilvl w:val="0"/>
+          <w:numId w:val="1008"/>
+        </w:numPr>
+      </w:pPr>
+      <w:r>
+        <w:rPr>
+          <w:b/>
+          <w:bCs/>
+        </w:rPr>
+        <w:t xml:space="preserve">Phase 0 (§11.4.140/141 collision resolution, 2026-08-15)</w:t>
+      </w:r>
+      <w:r>
+        <w:t xml:space="preserve">:</w:t>
+      </w:r>
+      <w:r>
+        <w:t xml:space="preserve"> </w:t>
+      </w:r>
+      <w:r>
+        <w:rPr>
+          <w:rStyle w:val="VerbatimChar"/>
+        </w:rPr>
+        <w:t xml:space="preserve">5ed8c80</w:t>
+      </w:r>
+      <w:r>
+        <w:t xml:space="preserve"> </w:t>
+      </w:r>
+      <w:r>
+        <w:t xml:space="preserve">(Constitution.md re-mint to §11.4.255/§11.4.256) →</w:t>
+      </w:r>
+      <w:r>
+        <w:t xml:space="preserve"> </w:t>
+      </w:r>
+      <w:r>
+        <w:rPr>
+          <w:rStyle w:val="VerbatimChar"/>
+        </w:rPr>
+        <w:t xml:space="preserve">6dff307</w:t>
+      </w:r>
+      <w:r>
+        <w:t xml:space="preserve"> </w:t>
+      </w:r>
+      <w:r>
+        <w:t xml:space="preserve">(CLAUDE.md mirror) →</w:t>
+      </w:r>
+      <w:r>
+        <w:t xml:space="preserve"> </w:t>
+      </w:r>
+      <w:r>
+        <w:rPr>
+          <w:rStyle w:val="VerbatimChar"/>
+        </w:rPr>
+        <w:t xml:space="preserve">f497412</w:t>
+      </w:r>
+      <w:r>
+        <w:t xml:space="preserve"> </w:t>
+      </w:r>
+      <w:r>
+        <w:t xml:space="preserve">(AGENTS.md mirror) →</w:t>
+      </w:r>
+      <w:r>
+        <w:t xml:space="preserve"> </w:t>
+      </w:r>
+      <w:r>
+        <w:rPr>
+          <w:rStyle w:val="VerbatimChar"/>
+        </w:rPr>
+        <w:t xml:space="preserve">9e45dec</w:t>
+      </w:r>
+      <w:r>
+        <w:t xml:space="preserve"> </w:t>
+      </w:r>
+      <w:r>
+        <w:t xml:space="preserve">(QWEN.md mirror) →</w:t>
+      </w:r>
+      <w:r>
+        <w:t xml:space="preserve"> </w:t>
+      </w:r>
+      <w:r>
+        <w:rPr>
+          <w:rStyle w:val="VerbatimChar"/>
+        </w:rPr>
+        <w:t xml:space="preserve">e5f2891</w:t>
+      </w:r>
+      <w:r>
+        <w:t xml:space="preserve"> </w:t>
+      </w:r>
+      <w:r>
+        <w:t xml:space="preserve">(GEMINI.md mirror).</w:t>
+      </w:r>
+    </w:p>
+    <w:p>
+      <w:pPr>
+        <w:pStyle w:val="Compact"/>
+        <w:numPr>
+          <w:ilvl w:val="0"/>
+          <w:numId w:val="1008"/>
+        </w:numPr>
+      </w:pPr>
+      <w:r>
+        <w:rPr>
+          <w:b/>
+          <w:bCs/>
+        </w:rPr>
+        <w:t xml:space="preserve">Prior amendments to prior amendment round (2026-08-05..07)</w:t>
+      </w:r>
+      <w:r>
+        <w:t xml:space="preserve">:</w:t>
+      </w:r>
+      <w:r>
+        <w:t xml:space="preserve"> </w:t>
+      </w:r>
+      <w:r>
+        <w:rPr>
+          <w:rStyle w:val="VerbatimChar"/>
+        </w:rPr>
+        <w:t xml:space="preserve">47d41f8</w:t>
+      </w:r>
+      <w:r>
+        <w:t xml:space="preserve"> </w:t>
+      </w:r>
+      <w:r>
+        <w:t xml:space="preserve">(docs_chain incorporation per §11.4.106/§11.4.28(C) carve-out) →</w:t>
+      </w:r>
+      <w:r>
+        <w:t xml:space="preserve"> </w:t>
+      </w:r>
+      <w:r>
+        <w:rPr>
+          <w:rStyle w:val="VerbatimChar"/>
+        </w:rPr>
+        <w:t xml:space="preserve">c6f8da8</w:t>
+      </w:r>
+      <w:r>
+        <w:t xml:space="preserve"> </w:t>
+      </w:r>
+      <w:r>
+        <w:t xml:space="preserve">(missing</w:t>
+      </w:r>
+      <w:r>
+        <w:t xml:space="preserve"> </w:t>
+      </w:r>
+      <w:r>
+        <w:rPr>
+          <w:rStyle w:val="VerbatimChar"/>
+        </w:rPr>
+        <w:t xml:space="preserve">helix-deps.yaml</w:t>
+      </w:r>
+      <w:r>
+        <w:t xml:space="preserve"> </w:t>
+      </w:r>
+      <w:r>
+        <w:t xml:space="preserve">per §11.4.31).</w:t>
+      </w:r>
+    </w:p>
+    <w:p>
+      <w:pPr>
+        <w:pStyle w:val="Compact"/>
+        <w:numPr>
+          <w:ilvl w:val="0"/>
+          <w:numId w:val="1008"/>
+        </w:numPr>
+      </w:pPr>
+      <w:r>
+        <w:rPr>
+          <w:b/>
+          <w:bCs/>
+        </w:rPr>
+        <w:t xml:space="preserve">Phase 3 landing (2026-08-15)</w:t>
+      </w:r>
+      <w:r>
+        <w:t xml:space="preserve">:</w:t>
+      </w:r>
+      <w:r>
+        <w:t xml:space="preserve"> </w:t>
+      </w:r>
+      <w:r>
+        <w:rPr>
+          <w:rStyle w:val="VerbatimChar"/>
+        </w:rPr>
+        <w:t xml:space="preserve">697c750</w:t>
+      </w:r>
+      <w:r>
+        <w:t xml:space="preserve"> </w:t>
+      </w:r>
+      <w:r>
+        <w:t xml:space="preserve">— MONOLITHIC amendment round, 22 new anchors §11.4.239-262 (AI curriculum modules 27-35 + enterprise-quality 9-point mandate) applied to Constitution.md.</w:t>
+      </w:r>
+    </w:p>
+    <w:p>
+      <w:pPr>
+        <w:pStyle w:val="Compact"/>
+        <w:numPr>
+          <w:ilvl w:val="0"/>
+          <w:numId w:val="1008"/>
+        </w:numPr>
+      </w:pPr>
+      <w:r>
+        <w:rPr>
+          <w:b/>
+          <w:bCs/>
+        </w:rPr>
+        <w:t xml:space="preserve">Phase 3 mirror fix-forward (2026-08-15..16)</w:t>
+      </w:r>
+      <w:r>
+        <w:t xml:space="preserve">:</w:t>
+      </w:r>
+      <w:r>
+        <w:t xml:space="preserve"> </w:t>
+      </w:r>
+      <w:r>
+        <w:rPr>
+          <w:rStyle w:val="VerbatimChar"/>
+        </w:rPr>
+        <w:t xml:space="preserve">4c5bcaa</w:t>
+      </w:r>
+      <w:r>
+        <w:t xml:space="preserve"> </w:t>
+      </w:r>
+      <w:r>
+        <w:t xml:space="preserve">(CLAUDE.md mirror lockstep) →</w:t>
+      </w:r>
+      <w:r>
+        <w:t xml:space="preserve"> </w:t>
+      </w:r>
+      <w:r>
+        <w:rPr>
+          <w:rStyle w:val="VerbatimChar"/>
+        </w:rPr>
+        <w:t xml:space="preserve">277ca6f</w:t>
+      </w:r>
+      <w:r>
+        <w:t xml:space="preserve"> </w:t>
+      </w:r>
+      <w:r>
+        <w:t xml:space="preserve">(AGENTS.md mirror lockstep) →</w:t>
+      </w:r>
+      <w:r>
+        <w:t xml:space="preserve"> </w:t>
+      </w:r>
+      <w:r>
+        <w:rPr>
+          <w:rStyle w:val="VerbatimChar"/>
+        </w:rPr>
+        <w:t xml:space="preserve">d00bc2a</w:t>
+      </w:r>
+      <w:r>
+        <w:t xml:space="preserve"> </w:t>
+      </w:r>
+      <w:r>
+        <w:t xml:space="preserve">(QWEN.md mirror lockstep) →</w:t>
+      </w:r>
+      <w:r>
+        <w:t xml:space="preserve"> </w:t>
+      </w:r>
+      <w:r>
+        <w:rPr>
+          <w:rStyle w:val="VerbatimChar"/>
+        </w:rPr>
+        <w:t xml:space="preserve">00bbd49</w:t>
+      </w:r>
+      <w:r>
+        <w:t xml:space="preserve"> </w:t>
+      </w:r>
+      <w:r>
+        <w:t xml:space="preserve">(GEMINI.md mirror lockstep).</w:t>
+      </w:r>
+    </w:p>
+    <w:p>
+      <w:pPr>
+        <w:pStyle w:val="Compact"/>
+        <w:numPr>
+          <w:ilvl w:val="0"/>
+          <w:numId w:val="1008"/>
+        </w:numPr>
+      </w:pPr>
+      <w:r>
+        <w:rPr>
+          <w:b/>
+          <w:bCs/>
+        </w:rPr>
+        <w:t xml:space="preserve">Phase 3 extensions (2026-08-17)</w:t>
+      </w:r>
+      <w:r>
+        <w:t xml:space="preserve">:</w:t>
+      </w:r>
+      <w:r>
+        <w:t xml:space="preserve"> </w:t>
+      </w:r>
+      <w:r>
+        <w:rPr>
+          <w:rStyle w:val="VerbatimChar"/>
+        </w:rPr>
+        <w:t xml:space="preserve">1389ebe</w:t>
+      </w:r>
+      <w:r>
+        <w:t xml:space="preserve"> </w:t>
+      </w:r>
+      <w:r>
+        <w:t xml:space="preserve">— 5 targeted extensions per unified amendment round §11.4.212 / §11.4 preamble / §11.4.108 / §11.4.224 / §11.4.27.</w:t>
+      </w:r>
+    </w:p>
+    <w:bookmarkEnd w:id="14"/>
+    <w:bookmarkStart w:id="15" w:name="verification-per-114227b--114157"/>
+    <w:p>
+      <w:pPr>
+        <w:pStyle w:val="Heading3"/>
+      </w:pPr>
+      <w:r>
+        <w:t xml:space="preserve">Verification (per §11.4.227(B) + §11.4.157)</w:t>
+      </w:r>
+    </w:p>
+    <w:p>
+      <w:pPr>
+        <w:pStyle w:val="Compact"/>
+        <w:numPr>
+          <w:ilvl w:val="0"/>
+          <w:numId w:val="1009"/>
+        </w:numPr>
+      </w:pPr>
+      <w:r>
+        <w:rPr>
+          <w:b/>
+          <w:bCs/>
+        </w:rPr>
+        <w:t xml:space="preserve">Block-integrity per §11.4.227(B)</w:t>
+      </w:r>
+      <w:r>
+        <w:t xml:space="preserve">: 22/22 new anchors present as exactly-once block-starts in each of Constitution.md + 4 mirrors = 22 × 5 = 110/110 block instances verified.</w:t>
+      </w:r>
+    </w:p>
+    <w:p>
+      <w:pPr>
+        <w:pStyle w:val="Compact"/>
+        <w:numPr>
+          <w:ilvl w:val="0"/>
+          <w:numId w:val="1009"/>
+        </w:numPr>
+      </w:pPr>
+      <w:r>
+        <w:rPr>
+          <w:b/>
+          <w:bCs/>
+        </w:rPr>
+        <w:t xml:space="preserve">Lockstep byte-identity per §11.4.157</w:t>
+      </w:r>
+      <w:r>
+        <w:t xml:space="preserve">: md5</w:t>
+      </w:r>
+      <w:r>
+        <w:t xml:space="preserve"> </w:t>
+      </w:r>
+      <w:r>
+        <w:rPr>
+          <w:rStyle w:val="VerbatimChar"/>
+        </w:rPr>
+        <w:t xml:space="preserve">90c0607d0b34fb020040772007911d65</w:t>
+      </w:r>
+      <w:r>
+        <w:t xml:space="preserve"> </w:t>
+      </w:r>
+      <w:r>
+        <w:t xml:space="preserve">byte-identical across the 4 mirrors CLAUDE.md + AGENTS.md + QWEN.md + GEMINI.md for the amendment region; Constitution.md carries the canonical</w:t>
+      </w:r>
+      <w:r>
+        <w:t xml:space="preserve"> </w:t>
+      </w:r>
+      <w:r>
+        <w:rPr>
+          <w:rStyle w:val="VerbatimChar"/>
+        </w:rPr>
+        <w:t xml:space="preserve">### §11.4.NNN</w:t>
+      </w:r>
+      <w:r>
+        <w:t xml:space="preserve"> </w:t>
+      </w:r>
+      <w:r>
+        <w:t xml:space="preserve">heading variant per §11.4.227(B) canonical-vs-mirror layer variance legitimate.</w:t>
+      </w:r>
+    </w:p>
+    <w:p>
+      <w:pPr>
+        <w:pStyle w:val="Compact"/>
+        <w:numPr>
+          <w:ilvl w:val="0"/>
+          <w:numId w:val="1009"/>
+        </w:numPr>
+      </w:pPr>
+      <w:r>
+        <w:rPr>
+          <w:b/>
+          <w:bCs/>
+        </w:rPr>
+        <w:t xml:space="preserve">Fast-forward push completion (§2.1 + §11.4.113)</w:t>
+      </w:r>
+      <w:r>
+        <w:t xml:space="preserve">: 43/43 pushes complete across the 8 configured remotes for the constitution submodule (github HelixDevelopment, gitlab HelixDevelopment1, gitflic HelixDevelopment, gitverse HelixDevelopment, github vasic-digital, gitlab vasic-digital, and the origin+upstream multi-push wrappers).</w:t>
+      </w:r>
+    </w:p>
+    <w:p>
+      <w:pPr>
+        <w:pStyle w:val="Compact"/>
+        <w:numPr>
+          <w:ilvl w:val="0"/>
+          <w:numId w:val="1009"/>
+        </w:numPr>
+      </w:pPr>
+      <w:r>
+        <w:rPr>
+          <w:b/>
+          <w:bCs/>
+        </w:rPr>
+        <w:t xml:space="preserve">Consumer pointer bump (§11.4.26 step 7)</w:t>
+      </w:r>
+      <w:r>
+        <w:t xml:space="preserve">: boba HEAD</w:t>
+      </w:r>
+      <w:r>
+        <w:t xml:space="preserve"> </w:t>
+      </w:r>
+      <w:r>
+        <w:rPr>
+          <w:rStyle w:val="VerbatimChar"/>
+        </w:rPr>
+        <w:t xml:space="preserve">f8aa956</w:t>
+      </w:r>
+      <w:r>
+        <w:t xml:space="preserve"> </w:t>
+      </w:r>
+      <w:r>
+        <w:t xml:space="preserve">on all 3 boba remotes verified 0/0 in-sync.</w:t>
+      </w:r>
+    </w:p>
+    <w:bookmarkEnd w:id="15"/>
+    <w:bookmarkStart w:id="16" w:name="Xc04dae0ac5a55cb27abfc4efd5fc8f2e87a6168"/>
+    <w:p>
+      <w:pPr>
+        <w:pStyle w:val="Heading3"/>
+      </w:pPr>
+      <w:r>
+        <w:t xml:space="preserve">Anchor propagation gates landed this round</w:t>
+      </w:r>
+    </w:p>
+    <w:p>
+      <w:pPr>
+        <w:pStyle w:val="FirstParagraph"/>
+      </w:pPr>
+      <w:r>
+        <w:rPr>
+          <w:rStyle w:val="VerbatimChar"/>
+        </w:rPr>
+        <w:t xml:space="preserve">CM-COVENANT-114-239-PROPAGATION</w:t>
+      </w:r>
+      <w:r>
+        <w:t xml:space="preserve"> </w:t>
+      </w:r>
+      <w:r>
+        <w:t xml:space="preserve">through</w:t>
+      </w:r>
+      <w:r>
+        <w:t xml:space="preserve"> </w:t>
+      </w:r>
+      <w:r>
+        <w:rPr>
+          <w:rStyle w:val="VerbatimChar"/>
+        </w:rPr>
+        <w:t xml:space="preserve">CM-COVENANT-114-254-PROPAGATION</w:t>
+      </w:r>
+      <w:r>
+        <w:t xml:space="preserve"> </w:t>
+      </w:r>
+      <w:r>
+        <w:t xml:space="preserve">(16 gates) +</w:t>
+      </w:r>
+      <w:r>
+        <w:t xml:space="preserve"> </w:t>
+      </w:r>
+      <w:r>
+        <w:rPr>
+          <w:rStyle w:val="VerbatimChar"/>
+        </w:rPr>
+        <w:t xml:space="preserve">CM-COVENANT-114-257-PROPAGATION</w:t>
+      </w:r>
+      <w:r>
+        <w:t xml:space="preserve"> </w:t>
+      </w:r>
+      <w:r>
+        <w:t xml:space="preserve">through</w:t>
+      </w:r>
+      <w:r>
+        <w:t xml:space="preserve"> </w:t>
+      </w:r>
+      <w:r>
+        <w:rPr>
+          <w:rStyle w:val="VerbatimChar"/>
+        </w:rPr>
+        <w:t xml:space="preserve">CM-COVENANT-114-262-PROPAGATION</w:t>
+      </w:r>
+      <w:r>
+        <w:t xml:space="preserve"> </w:t>
+      </w:r>
+      <w:r>
+        <w:t xml:space="preserve">(6 gates) = 22 new anchor-block-start propagation gate literals present in this round's Status summary text across the mirror set.</w:t>
+      </w:r>
+    </w:p>
+    <w:p>
+      <w:r>
+        <w:pict>
+          <v:rect style="width:0;height:1.5pt" o:hralign="center" o:hrstd="t" o:hr="t"/>
+        </w:pict>
+      </w:r>
+    </w:p>
+    <w:bookmarkEnd w:id="16"/>
+    <w:bookmarkEnd w:id="17"/>
+    <w:bookmarkStart w:id="22" w:name="prior-tags"/>
+    <w:p>
+      <w:pPr>
+        <w:pStyle w:val="Heading2"/>
+      </w:pPr>
+      <w:r>
+        <w:t xml:space="preserve">Prior tags</w:t>
+      </w:r>
+    </w:p>
+    <w:bookmarkStart w:id="21" w:name="Xc6ca98d1bd2fe26803a6fdc1bd84830c5361df3"/>
+    <w:p>
+      <w:pPr>
+        <w:pStyle w:val="Heading3"/>
+      </w:pPr>
+      <w:r>
         <w:t xml:space="preserve">v1.0.0 — 2026-07-24 — first constitution version tag</w:t>
       </w:r>
     </w:p>
@@ -71,10 +2176,10 @@
         <w:t xml:space="preserve">harvest, design-methodology round, and tooling hardening.</w:t>
       </w:r>
     </w:p>
-    <w:bookmarkStart w:id="9" w:name="added"/>
-    <w:p>
-      <w:pPr>
-        <w:pStyle w:val="Heading3"/>
+    <w:bookmarkStart w:id="18" w:name="added"/>
+    <w:p>
+      <w:pPr>
+        <w:pStyle w:val="Heading4"/>
       </w:pPr>
       <w:r>
         <w:t xml:space="preserve">Added</w:t>
@@ -85,7 +2190,7 @@
         <w:pStyle w:val="Compact"/>
         <w:numPr>
           <w:ilvl w:val="0"/>
-          <w:numId w:val="1001"/>
+          <w:numId w:val="1010"/>
         </w:numPr>
       </w:pPr>
       <w:r>
@@ -125,7 +2230,7 @@
         <w:pStyle w:val="Compact"/>
         <w:numPr>
           <w:ilvl w:val="0"/>
-          <w:numId w:val="1001"/>
+          <w:numId w:val="1010"/>
         </w:numPr>
       </w:pPr>
       <w:r>
@@ -153,7 +2258,7 @@
         <w:pStyle w:val="Compact"/>
         <w:numPr>
           <w:ilvl w:val="0"/>
-          <w:numId w:val="1001"/>
+          <w:numId w:val="1010"/>
         </w:numPr>
       </w:pPr>
       <w:r>
@@ -187,7 +2292,7 @@
         <w:pStyle w:val="Compact"/>
         <w:numPr>
           <w:ilvl w:val="0"/>
-          <w:numId w:val="1001"/>
+          <w:numId w:val="1010"/>
         </w:numPr>
       </w:pPr>
       <w:r>
@@ -235,7 +2340,7 @@
         <w:pStyle w:val="Compact"/>
         <w:numPr>
           <w:ilvl w:val="0"/>
-          <w:numId w:val="1001"/>
+          <w:numId w:val="1010"/>
         </w:numPr>
       </w:pPr>
       <w:r>
@@ -263,7 +2368,7 @@
         <w:pStyle w:val="Compact"/>
         <w:numPr>
           <w:ilvl w:val="0"/>
-          <w:numId w:val="1001"/>
+          <w:numId w:val="1010"/>
         </w:numPr>
       </w:pPr>
       <w:r>
@@ -297,7 +2402,7 @@
         <w:pStyle w:val="Compact"/>
         <w:numPr>
           <w:ilvl w:val="0"/>
-          <w:numId w:val="1001"/>
+          <w:numId w:val="1010"/>
         </w:numPr>
       </w:pPr>
       <w:r>
@@ -325,7 +2430,7 @@
         <w:pStyle w:val="Compact"/>
         <w:numPr>
           <w:ilvl w:val="0"/>
-          <w:numId w:val="1001"/>
+          <w:numId w:val="1010"/>
         </w:numPr>
       </w:pPr>
       <w:r>
@@ -362,7 +2467,7 @@
         <w:pStyle w:val="Compact"/>
         <w:numPr>
           <w:ilvl w:val="0"/>
-          <w:numId w:val="1001"/>
+          <w:numId w:val="1010"/>
         </w:numPr>
       </w:pPr>
       <w:r>
@@ -385,11 +2490,11 @@
         <w:t xml:space="preserve">guide for the constitution-powered bridge.</w:t>
       </w:r>
     </w:p>
-    <w:bookmarkEnd w:id="9"/>
-    <w:bookmarkStart w:id="10" w:name="fixed"/>
-    <w:p>
-      <w:pPr>
-        <w:pStyle w:val="Heading3"/>
+    <w:bookmarkEnd w:id="18"/>
+    <w:bookmarkStart w:id="19" w:name="fixed"/>
+    <w:p>
+      <w:pPr>
+        <w:pStyle w:val="Heading4"/>
       </w:pPr>
       <w:r>
         <w:t xml:space="preserve">Fixed</w:t>
@@ -400,7 +2505,7 @@
         <w:pStyle w:val="Compact"/>
         <w:numPr>
           <w:ilvl w:val="0"/>
-          <w:numId w:val="1002"/>
+          <w:numId w:val="1011"/>
         </w:numPr>
       </w:pPr>
       <w:r>
@@ -440,7 +2545,7 @@
         <w:pStyle w:val="Compact"/>
         <w:numPr>
           <w:ilvl w:val="0"/>
-          <w:numId w:val="1002"/>
+          <w:numId w:val="1011"/>
         </w:numPr>
       </w:pPr>
       <w:r>
@@ -474,7 +2579,7 @@
         <w:pStyle w:val="Compact"/>
         <w:numPr>
           <w:ilvl w:val="0"/>
-          <w:numId w:val="1002"/>
+          <w:numId w:val="1011"/>
         </w:numPr>
       </w:pPr>
       <w:r>
@@ -558,7 +2663,7 @@
         <w:pStyle w:val="Compact"/>
         <w:numPr>
           <w:ilvl w:val="0"/>
-          <w:numId w:val="1002"/>
+          <w:numId w:val="1011"/>
         </w:numPr>
       </w:pPr>
       <w:r>
@@ -592,7 +2697,7 @@
         <w:pStyle w:val="Compact"/>
         <w:numPr>
           <w:ilvl w:val="0"/>
-          <w:numId w:val="1002"/>
+          <w:numId w:val="1011"/>
         </w:numPr>
       </w:pPr>
       <w:r>
@@ -609,11 +2714,11 @@
         <w:t xml:space="preserve">added across the tooling surface.</w:t>
       </w:r>
     </w:p>
-    <w:bookmarkEnd w:id="10"/>
-    <w:bookmarkStart w:id="11" w:name="docs"/>
-    <w:p>
-      <w:pPr>
-        <w:pStyle w:val="Heading3"/>
+    <w:bookmarkEnd w:id="19"/>
+    <w:bookmarkStart w:id="20" w:name="docs"/>
+    <w:p>
+      <w:pPr>
+        <w:pStyle w:val="Heading4"/>
       </w:pPr>
       <w:r>
         <w:t xml:space="preserve">Docs</w:t>
@@ -624,7 +2729,7 @@
         <w:pStyle w:val="Compact"/>
         <w:numPr>
           <w:ilvl w:val="0"/>
-          <w:numId w:val="1003"/>
+          <w:numId w:val="1012"/>
         </w:numPr>
       </w:pPr>
       <w:r>
@@ -669,7 +2774,7 @@
         <w:pStyle w:val="Compact"/>
         <w:numPr>
           <w:ilvl w:val="0"/>
-          <w:numId w:val="1003"/>
+          <w:numId w:val="1012"/>
         </w:numPr>
       </w:pPr>
       <w:r>
@@ -681,16 +2786,17 @@
         <w:pStyle w:val="Compact"/>
         <w:numPr>
           <w:ilvl w:val="0"/>
-          <w:numId w:val="1003"/>
+          <w:numId w:val="1012"/>
         </w:numPr>
       </w:pPr>
       <w:r>
         <w:t xml:space="preserve">BG-QUALITY-ROOTCAUSE Phase 4 deliverables documented.</w:t>
       </w:r>
     </w:p>
-    <w:bookmarkEnd w:id="11"/>
-    <w:bookmarkEnd w:id="12"/>
-    <w:bookmarkEnd w:id="13"/>
+    <w:bookmarkEnd w:id="20"/>
+    <w:bookmarkEnd w:id="21"/>
+    <w:bookmarkEnd w:id="22"/>
+    <w:bookmarkEnd w:id="23"/>
     <w:sectPr>
       <w:footnotePr>
         <w:numRestart w:val="eachSect"/>
@@ -914,6 +3020,33 @@
     <w:abstractNumId w:val="991"/>
   </w:num>
   <w:num w:numId="1003">
+    <w:abstractNumId w:val="991"/>
+  </w:num>
+  <w:num w:numId="1004">
+    <w:abstractNumId w:val="991"/>
+  </w:num>
+  <w:num w:numId="1005">
+    <w:abstractNumId w:val="991"/>
+  </w:num>
+  <w:num w:numId="1006">
+    <w:abstractNumId w:val="991"/>
+  </w:num>
+  <w:num w:numId="1007">
+    <w:abstractNumId w:val="991"/>
+  </w:num>
+  <w:num w:numId="1008">
+    <w:abstractNumId w:val="991"/>
+  </w:num>
+  <w:num w:numId="1009">
+    <w:abstractNumId w:val="991"/>
+  </w:num>
+  <w:num w:numId="1010">
+    <w:abstractNumId w:val="991"/>
+  </w:num>
+  <w:num w:numId="1011">
+    <w:abstractNumId w:val="991"/>
+  </w:num>
+  <w:num w:numId="1012">
     <w:abstractNumId w:val="991"/>
   </w:num>
 </w:numbering>
